--- a/docs/INFORME_COMPLETO_SISEXP.docx
+++ b/docs/INFORME_COMPLETO_SISEXP.docx
@@ -26,33 +26,7 @@
         <w:t xml:space="preserve">Arquitectura de Software — VIII Ciclo — Julio 2026</w:t>
       </w:r>
     </w:p>
-    <w:sdt>
-      <w:sdtPr>
-        <w:docPartObj>
-          <w:docPartGallery w:val="Table of Contents"/>
-          <w:docPartUnique/>
-        </w:docPartObj>
-      </w:sdtPr>
-      <w:sdtContent>
-        <w:p>
-          <w:pPr>
-            <w:pStyle w:val="TOCHeading"/>
-          </w:pPr>
-          <w:r>
-            <w:t xml:space="preserve">Table of Contents</w:t>
-          </w:r>
-        </w:p>
-        <w:p>
-          <w:r>
-            <w:fldChar w:fldCharType="begin" w:dirty="true"/>
-            <w:instrText xml:space="preserve">TOC \o "1-3" \h \z \u</w:instrText>
-            <w:fldChar w:fldCharType="separate"/>
-            <w:fldChar w:fldCharType="end"/>
-          </w:r>
-        </w:p>
-      </w:sdtContent>
-    </w:sdt>
-    <w:bookmarkStart w:id="60" w:name="X0e09b51a00c37fb95d2f72bed42e13ee7f833c2"/>
+    <w:bookmarkStart w:id="66" w:name="X0e09b51a00c37fb95d2f72bed42e13ee7f833c2"/>
     <w:p>
       <w:pPr>
         <w:pStyle w:val="Heading1"/>
@@ -2018,7 +1992,7 @@
       </w:r>
     </w:p>
     <w:bookmarkEnd w:id="18"/>
-    <w:bookmarkStart w:id="23" w:name="arquitectura-del-sistema"/>
+    <w:bookmarkStart w:id="26" w:name="arquitectura-del-sistema"/>
     <w:p>
       <w:pPr>
         <w:pStyle w:val="Heading2"/>
@@ -2031,7 +2005,54 @@
         <w:t xml:space="preserve">4. Arquitectura del Sistema</w:t>
       </w:r>
     </w:p>
-    <w:bookmarkStart w:id="19" w:name="diagrama-de-contenedores-12"/>
+    <w:p>
+      <w:pPr>
+        <w:pStyle w:val="FirstParagraph"/>
+      </w:pPr>
+      <w:r>
+        <w:drawing>
+          <wp:inline>
+            <wp:extent cx="5753100" cy="3994333"/>
+            <wp:effectExtent b="0" l="0" r="0" t="0"/>
+            <wp:docPr descr="" title="" id="20" name="Picture"/>
+            <a:graphic>
+              <a:graphicData uri="http://schemas.openxmlformats.org/drawingml/2006/picture">
+                <pic:pic>
+                  <pic:nvPicPr>
+                    <pic:cNvPr descr="diagramas/arquitectura-microservicios.png" id="21" name="Picture"/>
+                    <pic:cNvPicPr>
+                      <a:picLocks noChangeArrowheads="1" noChangeAspect="1"/>
+                    </pic:cNvPicPr>
+                  </pic:nvPicPr>
+                  <pic:blipFill>
+                    <a:blip r:embed="rId19"/>
+                    <a:stretch>
+                      <a:fillRect/>
+                    </a:stretch>
+                  </pic:blipFill>
+                  <pic:spPr bwMode="auto">
+                    <a:xfrm>
+                      <a:off x="0" y="0"/>
+                      <a:ext cx="5753100" cy="3994333"/>
+                    </a:xfrm>
+                    <a:prstGeom prst="rect">
+                      <a:avLst/>
+                    </a:prstGeom>
+                    <a:noFill/>
+                    <a:ln w="9525">
+                      <a:noFill/>
+                      <a:headEnd/>
+                      <a:tailEnd/>
+                    </a:ln>
+                  </pic:spPr>
+                </pic:pic>
+              </a:graphicData>
+            </a:graphic>
+          </wp:inline>
+        </w:drawing>
+      </w:r>
+    </w:p>
+    <w:bookmarkStart w:id="22" w:name="diagrama-de-contenedores-12"/>
     <w:p>
       <w:pPr>
         <w:pStyle w:val="Heading3"/>
@@ -2896,8 +2917,8 @@
         </w:tc>
       </w:tr>
     </w:tbl>
-    <w:bookmarkEnd w:id="19"/>
-    <w:bookmarkStart w:id="20" w:name="bounded-contexts-domain-driven-design"/>
+    <w:bookmarkEnd w:id="22"/>
+    <w:bookmarkStart w:id="23" w:name="bounded-contexts-domain-driven-design"/>
     <w:p>
       <w:pPr>
         <w:pStyle w:val="Heading3"/>
@@ -3301,8 +3322,8 @@
         </w:tc>
       </w:tr>
     </w:tbl>
-    <w:bookmarkEnd w:id="20"/>
-    <w:bookmarkStart w:id="21" w:name="comunicacion-entre-servicios"/>
+    <w:bookmarkEnd w:id="23"/>
+    <w:bookmarkStart w:id="24" w:name="comunicacion-entre-servicios"/>
     <w:p>
       <w:pPr>
         <w:pStyle w:val="Heading3"/>
@@ -3748,8 +3769,8 @@
         </w:tc>
       </w:tr>
     </w:tbl>
-    <w:bookmarkEnd w:id="21"/>
-    <w:bookmarkStart w:id="22" w:name="maquina-de-estados-del-expediente"/>
+    <w:bookmarkEnd w:id="24"/>
+    <w:bookmarkStart w:id="25" w:name="maquina-de-estados-del-expediente"/>
     <w:p>
       <w:pPr>
         <w:pStyle w:val="Heading3"/>
@@ -4030,9 +4051,9 @@
         </w:pict>
       </w:r>
     </w:p>
-    <w:bookmarkEnd w:id="22"/>
-    <w:bookmarkEnd w:id="23"/>
-    <w:bookmarkStart w:id="28" w:name="modelo-de-datos"/>
+    <w:bookmarkEnd w:id="25"/>
+    <w:bookmarkEnd w:id="26"/>
+    <w:bookmarkStart w:id="31" w:name="modelo-de-datos"/>
     <w:p>
       <w:pPr>
         <w:pStyle w:val="Heading2"/>
@@ -4045,7 +4066,7 @@
         <w:t xml:space="preserve">5. Modelo de Datos</w:t>
       </w:r>
     </w:p>
-    <w:bookmarkStart w:id="24" w:name="entidades-del-sistema-9"/>
+    <w:bookmarkStart w:id="27" w:name="entidades-del-sistema-9"/>
     <w:p>
       <w:pPr>
         <w:pStyle w:val="Heading3"/>
@@ -4591,8 +4612,8 @@
         </w:tc>
       </w:tr>
     </w:tbl>
-    <w:bookmarkEnd w:id="24"/>
-    <w:bookmarkStart w:id="25" w:name="tipos-de-datos-criticos"/>
+    <w:bookmarkEnd w:id="27"/>
+    <w:bookmarkStart w:id="28" w:name="tipos-de-datos-criticos"/>
     <w:p>
       <w:pPr>
         <w:pStyle w:val="Heading3"/>
@@ -5139,8 +5160,8 @@
         </w:tc>
       </w:tr>
     </w:tbl>
-    <w:bookmarkEnd w:id="25"/>
-    <w:bookmarkStart w:id="26" w:name="enums-del-sistema-10"/>
+    <w:bookmarkEnd w:id="28"/>
+    <w:bookmarkStart w:id="29" w:name="enums-del-sistema-10"/>
     <w:p>
       <w:pPr>
         <w:pStyle w:val="Heading3"/>
@@ -5599,8 +5620,8 @@
         </w:tc>
       </w:tr>
     </w:tbl>
-    <w:bookmarkEnd w:id="26"/>
-    <w:bookmarkStart w:id="27" w:name="claves-foraneas-entre-servicios"/>
+    <w:bookmarkEnd w:id="29"/>
+    <w:bookmarkStart w:id="30" w:name="claves-foraneas-entre-servicios"/>
     <w:p>
       <w:pPr>
         <w:pStyle w:val="Heading3"/>
@@ -5938,9 +5959,9 @@
         </w:pict>
       </w:r>
     </w:p>
-    <w:bookmarkEnd w:id="27"/>
-    <w:bookmarkEnd w:id="28"/>
-    <w:bookmarkStart w:id="32" w:name="api-de-microservicios"/>
+    <w:bookmarkEnd w:id="30"/>
+    <w:bookmarkEnd w:id="31"/>
+    <w:bookmarkStart w:id="35" w:name="api-de-microservicios"/>
     <w:p>
       <w:pPr>
         <w:pStyle w:val="Heading2"/>
@@ -5953,7 +5974,7 @@
         <w:t xml:space="preserve">6. API de Microservicios</w:t>
       </w:r>
     </w:p>
-    <w:bookmarkStart w:id="29" w:name="api-gateway-punto-unico-de-entrada"/>
+    <w:bookmarkStart w:id="32" w:name="api-gateway-punto-unico-de-entrada"/>
     <w:p>
       <w:pPr>
         <w:pStyle w:val="Heading3"/>
@@ -6637,8 +6658,8 @@
         </w:tc>
       </w:tr>
     </w:tbl>
-    <w:bookmarkEnd w:id="29"/>
-    <w:bookmarkStart w:id="30" w:name="resumen-de-endpoints-por-servicio"/>
+    <w:bookmarkEnd w:id="32"/>
+    <w:bookmarkStart w:id="33" w:name="resumen-de-endpoints-por-servicio"/>
     <w:p>
       <w:pPr>
         <w:pStyle w:val="Heading3"/>
@@ -6925,8 +6946,8 @@
         </w:tc>
       </w:tr>
     </w:tbl>
-    <w:bookmarkEnd w:id="30"/>
-    <w:bookmarkStart w:id="31" w:name="endpoints-de-export-excel-pdf"/>
+    <w:bookmarkEnd w:id="33"/>
+    <w:bookmarkStart w:id="34" w:name="endpoints-de-export-excel-pdf"/>
     <w:p>
       <w:pPr>
         <w:pStyle w:val="Heading3"/>
@@ -7437,9 +7458,9 @@
         </w:pict>
       </w:r>
     </w:p>
-    <w:bookmarkEnd w:id="31"/>
-    <w:bookmarkEnd w:id="32"/>
-    <w:bookmarkStart w:id="38" w:name="implementaciones-destacadas"/>
+    <w:bookmarkEnd w:id="34"/>
+    <w:bookmarkEnd w:id="35"/>
+    <w:bookmarkStart w:id="41" w:name="implementaciones-destacadas"/>
     <w:p>
       <w:pPr>
         <w:pStyle w:val="Heading2"/>
@@ -7452,7 +7473,7 @@
         <w:t xml:space="preserve">7. Implementaciones Destacadas</w:t>
       </w:r>
     </w:p>
-    <w:bookmarkStart w:id="33" w:name="globalexceptionhandler"/>
+    <w:bookmarkStart w:id="36" w:name="globalexceptionhandler"/>
     <w:p>
       <w:pPr>
         <w:pStyle w:val="Heading3"/>
@@ -7750,8 +7771,8 @@
         </w:tc>
       </w:tr>
     </w:tbl>
-    <w:bookmarkEnd w:id="33"/>
-    <w:bookmarkStart w:id="34" w:name="enumutils-parseo-seguro-de-enums"/>
+    <w:bookmarkEnd w:id="36"/>
+    <w:bookmarkStart w:id="37" w:name="enumutils-parseo-seguro-de-enums"/>
     <w:p>
       <w:pPr>
         <w:pStyle w:val="Heading3"/>
@@ -7829,8 +7850,8 @@
         <w:t xml:space="preserve">con mensaje descriptivo si el valor es invalido.</w:t>
       </w:r>
     </w:p>
-    <w:bookmarkEnd w:id="34"/>
-    <w:bookmarkStart w:id="35" w:name="exportservice-excel-con-branding-upla"/>
+    <w:bookmarkEnd w:id="37"/>
+    <w:bookmarkStart w:id="38" w:name="exportservice-excel-con-branding-upla"/>
     <w:p>
       <w:pPr>
         <w:pStyle w:val="Heading3"/>
@@ -8043,8 +8064,8 @@
         <w:t xml:space="preserve">@media print</w:t>
       </w:r>
     </w:p>
-    <w:bookmarkEnd w:id="35"/>
-    <w:bookmarkStart w:id="36" w:name="rediseno-ui-con-heroicons"/>
+    <w:bookmarkEnd w:id="38"/>
+    <w:bookmarkStart w:id="39" w:name="rediseno-ui-con-heroicons"/>
     <w:p>
       <w:pPr>
         <w:pStyle w:val="Heading3"/>
@@ -8407,8 +8428,8 @@
         </w:tc>
       </w:tr>
     </w:tbl>
-    <w:bookmarkEnd w:id="36"/>
-    <w:bookmarkStart w:id="37" w:name="sistema-de-alertas-y-feedbak-visual"/>
+    <w:bookmarkEnd w:id="39"/>
+    <w:bookmarkStart w:id="40" w:name="sistema-de-alertas-y-feedbak-visual"/>
     <w:p>
       <w:pPr>
         <w:pStyle w:val="Heading3"/>
@@ -8605,9 +8626,9 @@
         </w:pict>
       </w:r>
     </w:p>
-    <w:bookmarkEnd w:id="37"/>
-    <w:bookmarkEnd w:id="38"/>
-    <w:bookmarkStart w:id="42" w:name="frontend-diseno-y-componentes"/>
+    <w:bookmarkEnd w:id="40"/>
+    <w:bookmarkEnd w:id="41"/>
+    <w:bookmarkStart w:id="45" w:name="frontend-diseno-y-componentes"/>
     <w:p>
       <w:pPr>
         <w:pStyle w:val="Heading2"/>
@@ -8620,7 +8641,7 @@
         <w:t xml:space="preserve">8. Frontend — Diseno y Componentes</w:t>
       </w:r>
     </w:p>
-    <w:bookmarkStart w:id="39" w:name="Xb3a19e3c217167b9b33e134206837c3f658b915"/>
+    <w:bookmarkStart w:id="42" w:name="Xb3a19e3c217167b9b33e134206837c3f658b915"/>
     <w:p>
       <w:pPr>
         <w:pStyle w:val="Heading3"/>
@@ -9166,8 +9187,8 @@
         </w:tc>
       </w:tr>
     </w:tbl>
-    <w:bookmarkEnd w:id="39"/>
-    <w:bookmarkStart w:id="40" w:name="monitor-canvas-interactivo-de-12-nodos"/>
+    <w:bookmarkEnd w:id="42"/>
+    <w:bookmarkStart w:id="43" w:name="monitor-canvas-interactivo-de-12-nodos"/>
     <w:p>
       <w:pPr>
         <w:pStyle w:val="Heading3"/>
@@ -9341,8 +9362,8 @@
         <w:t xml:space="preserve">#0a0f14</w:t>
       </w:r>
     </w:p>
-    <w:bookmarkEnd w:id="40"/>
-    <w:bookmarkStart w:id="41" w:name="reportes-y-export"/>
+    <w:bookmarkEnd w:id="43"/>
+    <w:bookmarkStart w:id="44" w:name="reportes-y-export"/>
     <w:p>
       <w:pPr>
         <w:pStyle w:val="Heading3"/>
@@ -9438,9 +9459,9 @@
         </w:pict>
       </w:r>
     </w:p>
-    <w:bookmarkEnd w:id="41"/>
-    <w:bookmarkEnd w:id="42"/>
-    <w:bookmarkStart w:id="48" w:name="despliegue"/>
+    <w:bookmarkEnd w:id="44"/>
+    <w:bookmarkEnd w:id="45"/>
+    <w:bookmarkStart w:id="54" w:name="despliegue"/>
     <w:p>
       <w:pPr>
         <w:pStyle w:val="Heading2"/>
@@ -9453,7 +9474,54 @@
         <w:t xml:space="preserve">9. Despliegue</w:t>
       </w:r>
     </w:p>
-    <w:bookmarkStart w:id="43" w:name="entornos"/>
+    <w:p>
+      <w:pPr>
+        <w:pStyle w:val="FirstParagraph"/>
+      </w:pPr>
+      <w:r>
+        <w:drawing>
+          <wp:inline>
+            <wp:extent cx="5753100" cy="776547"/>
+            <wp:effectExtent b="0" l="0" r="0" t="0"/>
+            <wp:docPr descr="" title="" id="47" name="Picture"/>
+            <a:graphic>
+              <a:graphicData uri="http://schemas.openxmlformats.org/drawingml/2006/picture">
+                <pic:pic>
+                  <pic:nvPicPr>
+                    <pic:cNvPr descr="diagramas/despliegue.png" id="48" name="Picture"/>
+                    <pic:cNvPicPr>
+                      <a:picLocks noChangeArrowheads="1" noChangeAspect="1"/>
+                    </pic:cNvPicPr>
+                  </pic:nvPicPr>
+                  <pic:blipFill>
+                    <a:blip r:embed="rId46"/>
+                    <a:stretch>
+                      <a:fillRect/>
+                    </a:stretch>
+                  </pic:blipFill>
+                  <pic:spPr bwMode="auto">
+                    <a:xfrm>
+                      <a:off x="0" y="0"/>
+                      <a:ext cx="5753100" cy="776547"/>
+                    </a:xfrm>
+                    <a:prstGeom prst="rect">
+                      <a:avLst/>
+                    </a:prstGeom>
+                    <a:noFill/>
+                    <a:ln w="9525">
+                      <a:noFill/>
+                      <a:headEnd/>
+                      <a:tailEnd/>
+                    </a:ln>
+                  </pic:spPr>
+                </pic:pic>
+              </a:graphicData>
+            </a:graphic>
+          </wp:inline>
+        </w:drawing>
+      </w:r>
+    </w:p>
+    <w:bookmarkStart w:id="49" w:name="entornos"/>
     <w:p>
       <w:pPr>
         <w:pStyle w:val="Heading3"/>
@@ -9649,8 +9717,8 @@
         </w:tc>
       </w:tr>
     </w:tbl>
-    <w:bookmarkEnd w:id="43"/>
-    <w:bookmarkStart w:id="44" w:name="urls-de-produccion"/>
+    <w:bookmarkEnd w:id="49"/>
+    <w:bookmarkStart w:id="50" w:name="urls-de-produccion"/>
     <w:p>
       <w:pPr>
         <w:pStyle w:val="Heading3"/>
@@ -9790,8 +9858,8 @@
         </w:tc>
       </w:tr>
     </w:tbl>
-    <w:bookmarkEnd w:id="44"/>
-    <w:bookmarkStart w:id="45" w:name="railway-variables-criticas"/>
+    <w:bookmarkEnd w:id="50"/>
+    <w:bookmarkStart w:id="51" w:name="railway-variables-criticas"/>
     <w:p>
       <w:pPr>
         <w:pStyle w:val="Heading3"/>
@@ -10116,8 +10184,8 @@
         </w:tc>
       </w:tr>
     </w:tbl>
-    <w:bookmarkEnd w:id="45"/>
-    <w:bookmarkStart w:id="46" w:name="lecciones-aprendidas-en-railway"/>
+    <w:bookmarkEnd w:id="51"/>
+    <w:bookmarkStart w:id="52" w:name="lecciones-aprendidas-en-railway"/>
     <w:p>
       <w:pPr>
         <w:pStyle w:val="Heading3"/>
@@ -10342,8 +10410,8 @@
         <w:t xml:space="preserve">: el free tier muestra pagina interstitial que bloquea CORS preflight</w:t>
       </w:r>
     </w:p>
-    <w:bookmarkEnd w:id="46"/>
-    <w:bookmarkStart w:id="47" w:name="comandos-de-despliegue"/>
+    <w:bookmarkEnd w:id="52"/>
+    <w:bookmarkStart w:id="53" w:name="comandos-de-despliegue"/>
     <w:p>
       <w:pPr>
         <w:pStyle w:val="Heading3"/>
@@ -10635,9 +10703,9 @@
         </w:pict>
       </w:r>
     </w:p>
-    <w:bookmarkEnd w:id="47"/>
-    <w:bookmarkEnd w:id="48"/>
-    <w:bookmarkStart w:id="52" w:name="seed-data"/>
+    <w:bookmarkEnd w:id="53"/>
+    <w:bookmarkEnd w:id="54"/>
+    <w:bookmarkStart w:id="58" w:name="seed-data"/>
     <w:p>
       <w:pPr>
         <w:pStyle w:val="Heading2"/>
@@ -10650,7 +10718,7 @@
         <w:t xml:space="preserve">10. Seed Data</w:t>
       </w:r>
     </w:p>
-    <w:bookmarkStart w:id="49" w:name="datos-de-prueba"/>
+    <w:bookmarkStart w:id="55" w:name="datos-de-prueba"/>
     <w:p>
       <w:pPr>
         <w:pStyle w:val="Heading3"/>
@@ -11001,8 +11069,8 @@
         </w:tc>
       </w:tr>
     </w:tbl>
-    <w:bookmarkEnd w:id="49"/>
-    <w:bookmarkStart w:id="50" w:name="credenciales"/>
+    <w:bookmarkEnd w:id="55"/>
+    <w:bookmarkStart w:id="56" w:name="credenciales"/>
     <w:p>
       <w:pPr>
         <w:pStyle w:val="Heading3"/>
@@ -11308,8 +11376,8 @@
         </w:tc>
       </w:tr>
     </w:tbl>
-    <w:bookmarkEnd w:id="50"/>
-    <w:bookmarkStart w:id="51" w:name="estructura-del-techo-2026"/>
+    <w:bookmarkEnd w:id="56"/>
+    <w:bookmarkStart w:id="57" w:name="estructura-del-techo-2026"/>
     <w:p>
       <w:pPr>
         <w:pStyle w:val="Heading3"/>
@@ -11612,9 +11680,9 @@
         </w:pict>
       </w:r>
     </w:p>
-    <w:bookmarkEnd w:id="51"/>
-    <w:bookmarkEnd w:id="52"/>
-    <w:bookmarkStart w:id="56" w:name="seguridad"/>
+    <w:bookmarkEnd w:id="57"/>
+    <w:bookmarkEnd w:id="58"/>
+    <w:bookmarkStart w:id="62" w:name="seguridad"/>
     <w:p>
       <w:pPr>
         <w:pStyle w:val="Heading2"/>
@@ -11627,7 +11695,7 @@
         <w:t xml:space="preserve">11. Seguridad</w:t>
       </w:r>
     </w:p>
-    <w:bookmarkStart w:id="53" w:name="autenticacion-jwt"/>
+    <w:bookmarkStart w:id="59" w:name="autenticacion-jwt"/>
     <w:p>
       <w:pPr>
         <w:pStyle w:val="Heading3"/>
@@ -11836,8 +11904,8 @@
         <w:t xml:space="preserve">/api/monitor/*</w:t>
       </w:r>
     </w:p>
-    <w:bookmarkEnd w:id="53"/>
-    <w:bookmarkStart w:id="54" w:name="roles"/>
+    <w:bookmarkEnd w:id="59"/>
+    <w:bookmarkStart w:id="60" w:name="roles"/>
     <w:p>
       <w:pPr>
         <w:pStyle w:val="Heading3"/>
@@ -11870,8 +11938,8 @@
         <w:t xml:space="preserve">. El sidebar oculta modulos no autorizados; el backend valida permisos en endpoints sensibles.</w:t>
       </w:r>
     </w:p>
-    <w:bookmarkEnd w:id="54"/>
-    <w:bookmarkStart w:id="55" w:name="passwords"/>
+    <w:bookmarkEnd w:id="60"/>
+    <w:bookmarkStart w:id="61" w:name="passwords"/>
     <w:p>
       <w:pPr>
         <w:pStyle w:val="Heading3"/>
@@ -11899,9 +11967,9 @@
         </w:pict>
       </w:r>
     </w:p>
-    <w:bookmarkEnd w:id="55"/>
-    <w:bookmarkEnd w:id="56"/>
-    <w:bookmarkStart w:id="57" w:name="control-de-versiones"/>
+    <w:bookmarkEnd w:id="61"/>
+    <w:bookmarkEnd w:id="62"/>
+    <w:bookmarkStart w:id="63" w:name="control-de-versiones"/>
     <w:p>
       <w:pPr>
         <w:pStyle w:val="Heading2"/>
@@ -12103,8 +12171,8 @@
         </w:pict>
       </w:r>
     </w:p>
-    <w:bookmarkEnd w:id="57"/>
-    <w:bookmarkStart w:id="58" w:name="correcciones-y-mejoras-fase-6"/>
+    <w:bookmarkEnd w:id="63"/>
+    <w:bookmarkStart w:id="64" w:name="correcciones-y-mejoras-fase-6"/>
     <w:p>
       <w:pPr>
         <w:pStyle w:val="Heading2"/>
@@ -12480,8 +12548,8 @@
         </w:pict>
       </w:r>
     </w:p>
-    <w:bookmarkEnd w:id="58"/>
-    <w:bookmarkStart w:id="59" w:name="documentacion-del-proyecto"/>
+    <w:bookmarkEnd w:id="64"/>
+    <w:bookmarkStart w:id="65" w:name="documentacion-del-proyecto"/>
     <w:p>
       <w:pPr>
         <w:pStyle w:val="Heading2"/>
@@ -12845,8 +12913,8 @@
         <w:t xml:space="preserve">Julio 2026</w:t>
       </w:r>
     </w:p>
-    <w:bookmarkEnd w:id="59"/>
-    <w:bookmarkEnd w:id="60"/>
+    <w:bookmarkEnd w:id="65"/>
+    <w:bookmarkEnd w:id="66"/>
     <w:sectPr>
       <w:pgSz w:h="16838" w:w="11906"/>
       <w:pgMar w:bottom="1134" w:footer="720" w:gutter="0" w:header="720" w:left="1417" w:right="1417" w:top="1134"/>

--- a/docs/INFORME_COMPLETO_SISEXP.docx
+++ b/docs/INFORME_COMPLETO_SISEXP.docx
@@ -26,6 +26,32 @@
         <w:t xml:space="preserve">Arquitectura de Software — VIII Ciclo — Julio 2026</w:t>
       </w:r>
     </w:p>
+    <w:sdt>
+      <w:sdtPr>
+        <w:docPartObj>
+          <w:docPartGallery w:val="Table of Contents"/>
+          <w:docPartUnique/>
+        </w:docPartObj>
+      </w:sdtPr>
+      <w:sdtContent>
+        <w:p>
+          <w:pPr>
+            <w:pStyle w:val="TOCHeading"/>
+          </w:pPr>
+          <w:r>
+            <w:t xml:space="preserve">Table of Contents</w:t>
+          </w:r>
+        </w:p>
+        <w:p>
+          <w:r>
+            <w:fldChar w:fldCharType="begin" w:dirty="true"/>
+            <w:instrText xml:space="preserve">TOC \o "1-3" \h \z \u</w:instrText>
+            <w:fldChar w:fldCharType="separate"/>
+            <w:fldChar w:fldCharType="end"/>
+          </w:r>
+        </w:p>
+      </w:sdtContent>
+    </w:sdt>
     <w:bookmarkStart w:id="66" w:name="X0e09b51a00c37fb95d2f72bed42e13ee7f833c2"/>
     <w:p>
       <w:pPr>
